--- a/StingTools/Docs/_template_sources/handover_certificate.docx
+++ b/StingTools/Docs/_template_sources/handover_certificate.docx
@@ -2,95 +2,1059 @@
 <file path=word/document.xml><?xml version="1.0" encoding="utf-8"?>
 <w:document xmlns:wpc="http://schemas.microsoft.com/office/word/2010/wordprocessingCanvas" xmlns:mo="http://schemas.microsoft.com/office/mac/office/2008/main" xmlns:mc="http://schemas.openxmlformats.org/markup-compatibility/2006" xmlns:mv="urn:schemas-microsoft-com:mac:vml" xmlns:o="urn:schemas-microsoft-com:office:office" xmlns:r="http://schemas.openxmlformats.org/officeDocument/2006/relationships" xmlns:m="http://schemas.openxmlformats.org/officeDocument/2006/math" xmlns:v="urn:schemas-microsoft-com:vml" xmlns:wp14="http://schemas.microsoft.com/office/word/2010/wordprocessingDrawing" xmlns:wp="http://schemas.openxmlformats.org/drawingml/2006/wordprocessingDrawing" xmlns:w10="urn:schemas-microsoft-com:office:word" xmlns:w="http://schemas.openxmlformats.org/wordprocessingml/2006/main" xmlns:w14="http://schemas.microsoft.com/office/word/2010/wordml" xmlns:wpg="http://schemas.microsoft.com/office/word/2010/wordprocessingGroup" xmlns:wpi="http://schemas.microsoft.com/office/word/2010/wordprocessingInk" xmlns:wne="http://schemas.microsoft.com/office/word/2006/wordml" xmlns:wps="http://schemas.microsoft.com/office/word/2010/wordprocessingShape" mc:Ignorable="w14 wp14">
   <w:body>
+    <w:tbl>
+      <w:tblPr>
+        <w:tblW w:type="auto" w:w="0"/>
+        <w:jc w:val="center"/>
+        <w:tblLayout w:type="fixed"/>
+        <w:tblLook w:firstColumn="1" w:firstRow="1" w:lastColumn="0" w:lastRow="0" w:noHBand="0" w:noVBand="1" w:val="04A0"/>
+      </w:tblPr>
+      <w:tblGrid>
+        <w:gridCol w:w="4819"/>
+        <w:gridCol w:w="4819"/>
+      </w:tblGrid>
+      <w:tr>
+        <w:tc>
+          <w:tcPr>
+            <w:tcW w:type="dxa" w:w="6803"/>
+            <w:shd w:fill="DDEBF7" w:val="clear"/>
+          </w:tcPr>
+          <w:p>
+            <w:r>
+              <w:rPr>
+                <w:b/>
+                <w:color w:val="1F4E79"/>
+                <w:sz w:val="32"/>
+              </w:rPr>
+              <w:t>{{project.company_name}}</w:t>
+            </w:r>
+            <w:r>
+              <w:rPr>
+                <w:sz w:val="8"/>
+              </w:rPr>
+              <w:br/>
+            </w:r>
+            <w:r>
+              <w:rPr>
+                <w:color w:val="595959"/>
+                <w:sz w:val="18"/>
+              </w:rPr>
+              <w:t>{{project.company_address_line_1}}</w:t>
+            </w:r>
+          </w:p>
+        </w:tc>
+        <w:tc>
+          <w:tcPr>
+            <w:tcW w:type="dxa" w:w="2835"/>
+            <w:shd w:fill="DDEBF7" w:val="clear"/>
+          </w:tcPr>
+          <w:p>
+            <w:pPr>
+              <w:jc w:val="right"/>
+            </w:pPr>
+            <w:r>
+              <w:rPr>
+                <w:b/>
+                <w:color w:val="1F4E79"/>
+                <w:sz w:val="26"/>
+              </w:rPr>
+              <w:t>Handover Certificate (D16)</w:t>
+            </w:r>
+            <w:r>
+              <w:rPr>
+                <w:sz w:val="8"/>
+              </w:rPr>
+              <w:br/>
+            </w:r>
+            <w:r>
+              <w:rPr>
+                <w:i/>
+                <w:color w:val="595959"/>
+                <w:sz w:val="16"/>
+              </w:rPr>
+              <w:t>Issued {{doc.generated_at}}</w:t>
+            </w:r>
+          </w:p>
+        </w:tc>
+      </w:tr>
+    </w:tbl>
+    <w:p>
+      <w:r>
+        <w:rPr>
+          <w:b w:val="0"/>
+          <w:i/>
+          <w:color w:val="595959"/>
+          <w:sz w:val="18"/>
+        </w:rPr>
+        <w:t>Formal ISO 19650 handover: deliverable is transferred to the appointing party. Acceptance of this certificate closes the issuance workflow.</w:t>
+      </w:r>
+    </w:p>
     <w:p>
       <w:pPr>
-        <w:jc w:val="center"/>
+        <w:spacing w:before="160" w:after="40"/>
       </w:pPr>
       <w:r>
         <w:rPr>
           <w:b/>
-          <w:sz w:val="32"/>
+          <w:color w:val="1F4E79"/>
+          <w:sz w:val="22"/>
         </w:rPr>
-        <w:t>{{project.company_name}}</w:t>
+        <w:t>Handover header</w:t>
       </w:r>
     </w:p>
-    <w:p>
-      <w:pPr>
-        <w:jc w:val="center"/>
-      </w:pPr>
-      <w:r>
-        <w:t>{{project.company_address_line_1}}</w:t>
-      </w:r>
-    </w:p>
+    <w:tbl>
+      <w:tblPr>
+        <w:tblW w:type="auto" w:w="0"/>
+        <w:tblLayout w:type="fixed"/>
+        <w:tblLook w:firstColumn="1" w:firstRow="1" w:lastColumn="0" w:lastRow="0" w:noHBand="0" w:noVBand="1" w:val="04A0"/>
+      </w:tblPr>
+      <w:tblGrid>
+        <w:gridCol w:w="4819"/>
+        <w:gridCol w:w="4819"/>
+      </w:tblGrid>
+      <w:tr>
+        <w:tc>
+          <w:tcPr>
+            <w:tcW w:type="dxa" w:w="2835"/>
+            <w:tcBorders>
+              <w:top w:val="single" w:sz="4" w:color="7F7F7F"/>
+              <w:left w:val="single" w:sz="4" w:color="7F7F7F"/>
+              <w:bottom w:val="single" w:sz="4" w:color="7F7F7F"/>
+              <w:right w:val="single" w:sz="4" w:color="7F7F7F"/>
+            </w:tcBorders>
+            <w:shd w:fill="F2F2F2" w:val="clear"/>
+          </w:tcPr>
+          <w:p>
+            <w:r>
+              <w:rPr>
+                <w:b/>
+              </w:rPr>
+              <w:t>Deliverable</w:t>
+            </w:r>
+          </w:p>
+        </w:tc>
+        <w:tc>
+          <w:tcPr>
+            <w:tcW w:type="dxa" w:w="6520"/>
+            <w:tcBorders>
+              <w:top w:val="single" w:sz="4" w:color="7F7F7F"/>
+              <w:left w:val="single" w:sz="4" w:color="7F7F7F"/>
+              <w:bottom w:val="single" w:sz="4" w:color="7F7F7F"/>
+              <w:right w:val="single" w:sz="4" w:color="7F7F7F"/>
+            </w:tcBorders>
+            <w:shd w:fill="F2F2F2" w:val="clear"/>
+          </w:tcPr>
+          <w:p>
+            <w:r>
+              <w:t>{{doc.number}}</w:t>
+            </w:r>
+          </w:p>
+        </w:tc>
+      </w:tr>
+      <w:tr>
+        <w:tc>
+          <w:tcPr>
+            <w:tcW w:type="dxa" w:w="2835"/>
+            <w:tcBorders>
+              <w:top w:val="single" w:sz="4" w:color="7F7F7F"/>
+              <w:left w:val="single" w:sz="4" w:color="7F7F7F"/>
+              <w:bottom w:val="single" w:sz="4" w:color="7F7F7F"/>
+              <w:right w:val="single" w:sz="4" w:color="7F7F7F"/>
+            </w:tcBorders>
+          </w:tcPr>
+          <w:p>
+            <w:r>
+              <w:rPr>
+                <w:b/>
+              </w:rPr>
+              <w:t>Title</w:t>
+            </w:r>
+          </w:p>
+        </w:tc>
+        <w:tc>
+          <w:tcPr>
+            <w:tcW w:type="dxa" w:w="6520"/>
+            <w:tcBorders>
+              <w:top w:val="single" w:sz="4" w:color="7F7F7F"/>
+              <w:left w:val="single" w:sz="4" w:color="7F7F7F"/>
+              <w:bottom w:val="single" w:sz="4" w:color="7F7F7F"/>
+              <w:right w:val="single" w:sz="4" w:color="7F7F7F"/>
+            </w:tcBorders>
+          </w:tcPr>
+          <w:p>
+            <w:r>
+              <w:t>{{doc.title}}</w:t>
+            </w:r>
+          </w:p>
+        </w:tc>
+      </w:tr>
+      <w:tr>
+        <w:tc>
+          <w:tcPr>
+            <w:tcW w:type="dxa" w:w="2835"/>
+            <w:tcBorders>
+              <w:top w:val="single" w:sz="4" w:color="7F7F7F"/>
+              <w:left w:val="single" w:sz="4" w:color="7F7F7F"/>
+              <w:bottom w:val="single" w:sz="4" w:color="7F7F7F"/>
+              <w:right w:val="single" w:sz="4" w:color="7F7F7F"/>
+            </w:tcBorders>
+            <w:shd w:fill="F2F2F2" w:val="clear"/>
+          </w:tcPr>
+          <w:p>
+            <w:r>
+              <w:rPr>
+                <w:b/>
+              </w:rPr>
+              <w:t>Final revision</w:t>
+            </w:r>
+          </w:p>
+        </w:tc>
+        <w:tc>
+          <w:tcPr>
+            <w:tcW w:type="dxa" w:w="6520"/>
+            <w:tcBorders>
+              <w:top w:val="single" w:sz="4" w:color="7F7F7F"/>
+              <w:left w:val="single" w:sz="4" w:color="7F7F7F"/>
+              <w:bottom w:val="single" w:sz="4" w:color="7F7F7F"/>
+              <w:right w:val="single" w:sz="4" w:color="7F7F7F"/>
+            </w:tcBorders>
+            <w:shd w:fill="F2F2F2" w:val="clear"/>
+          </w:tcPr>
+          <w:p>
+            <w:r>
+              <w:t>{{doc.revision}}</w:t>
+            </w:r>
+          </w:p>
+        </w:tc>
+      </w:tr>
+      <w:tr>
+        <w:tc>
+          <w:tcPr>
+            <w:tcW w:type="dxa" w:w="2835"/>
+            <w:tcBorders>
+              <w:top w:val="single" w:sz="4" w:color="7F7F7F"/>
+              <w:left w:val="single" w:sz="4" w:color="7F7F7F"/>
+              <w:bottom w:val="single" w:sz="4" w:color="7F7F7F"/>
+              <w:right w:val="single" w:sz="4" w:color="7F7F7F"/>
+            </w:tcBorders>
+          </w:tcPr>
+          <w:p>
+            <w:r>
+              <w:rPr>
+                <w:b/>
+              </w:rPr>
+              <w:t>Final suitability</w:t>
+            </w:r>
+          </w:p>
+        </w:tc>
+        <w:tc>
+          <w:tcPr>
+            <w:tcW w:type="dxa" w:w="6520"/>
+            <w:tcBorders>
+              <w:top w:val="single" w:sz="4" w:color="7F7F7F"/>
+              <w:left w:val="single" w:sz="4" w:color="7F7F7F"/>
+              <w:bottom w:val="single" w:sz="4" w:color="7F7F7F"/>
+              <w:right w:val="single" w:sz="4" w:color="7F7F7F"/>
+            </w:tcBorders>
+          </w:tcPr>
+          <w:p>
+            <w:r>
+              <w:t>{{doc.suitability}}</w:t>
+            </w:r>
+          </w:p>
+        </w:tc>
+      </w:tr>
+      <w:tr>
+        <w:tc>
+          <w:tcPr>
+            <w:tcW w:type="dxa" w:w="2835"/>
+            <w:tcBorders>
+              <w:top w:val="single" w:sz="4" w:color="7F7F7F"/>
+              <w:left w:val="single" w:sz="4" w:color="7F7F7F"/>
+              <w:bottom w:val="single" w:sz="4" w:color="7F7F7F"/>
+              <w:right w:val="single" w:sz="4" w:color="7F7F7F"/>
+            </w:tcBorders>
+            <w:shd w:fill="F2F2F2" w:val="clear"/>
+          </w:tcPr>
+          <w:p>
+            <w:r>
+              <w:rPr>
+                <w:b/>
+              </w:rPr>
+              <w:t>Project</w:t>
+            </w:r>
+          </w:p>
+        </w:tc>
+        <w:tc>
+          <w:tcPr>
+            <w:tcW w:type="dxa" w:w="6520"/>
+            <w:tcBorders>
+              <w:top w:val="single" w:sz="4" w:color="7F7F7F"/>
+              <w:left w:val="single" w:sz="4" w:color="7F7F7F"/>
+              <w:bottom w:val="single" w:sz="4" w:color="7F7F7F"/>
+              <w:right w:val="single" w:sz="4" w:color="7F7F7F"/>
+            </w:tcBorders>
+            <w:shd w:fill="F2F2F2" w:val="clear"/>
+          </w:tcPr>
+          <w:p>
+            <w:r>
+              <w:t>{{project.name}} ({{project.code}})</w:t>
+            </w:r>
+          </w:p>
+        </w:tc>
+      </w:tr>
+      <w:tr>
+        <w:tc>
+          <w:tcPr>
+            <w:tcW w:type="dxa" w:w="2835"/>
+            <w:tcBorders>
+              <w:top w:val="single" w:sz="4" w:color="7F7F7F"/>
+              <w:left w:val="single" w:sz="4" w:color="7F7F7F"/>
+              <w:bottom w:val="single" w:sz="4" w:color="7F7F7F"/>
+              <w:right w:val="single" w:sz="4" w:color="7F7F7F"/>
+            </w:tcBorders>
+          </w:tcPr>
+          <w:p>
+            <w:r>
+              <w:rPr>
+                <w:b/>
+              </w:rPr>
+              <w:t>Appointing party</w:t>
+            </w:r>
+          </w:p>
+        </w:tc>
+        <w:tc>
+          <w:tcPr>
+            <w:tcW w:type="dxa" w:w="6520"/>
+            <w:tcBorders>
+              <w:top w:val="single" w:sz="4" w:color="7F7F7F"/>
+              <w:left w:val="single" w:sz="4" w:color="7F7F7F"/>
+              <w:bottom w:val="single" w:sz="4" w:color="7F7F7F"/>
+              <w:right w:val="single" w:sz="4" w:color="7F7F7F"/>
+            </w:tcBorders>
+          </w:tcPr>
+          <w:p>
+            <w:r>
+              <w:t>{{project.appointing_party}}</w:t>
+            </w:r>
+          </w:p>
+        </w:tc>
+      </w:tr>
+      <w:tr>
+        <w:tc>
+          <w:tcPr>
+            <w:tcW w:type="dxa" w:w="2835"/>
+            <w:tcBorders>
+              <w:top w:val="single" w:sz="4" w:color="7F7F7F"/>
+              <w:left w:val="single" w:sz="4" w:color="7F7F7F"/>
+              <w:bottom w:val="single" w:sz="4" w:color="7F7F7F"/>
+              <w:right w:val="single" w:sz="4" w:color="7F7F7F"/>
+            </w:tcBorders>
+            <w:shd w:fill="F2F2F2" w:val="clear"/>
+          </w:tcPr>
+          <w:p>
+            <w:r>
+              <w:rPr>
+                <w:b/>
+              </w:rPr>
+              <w:t>Lead appointed party</w:t>
+            </w:r>
+          </w:p>
+        </w:tc>
+        <w:tc>
+          <w:tcPr>
+            <w:tcW w:type="dxa" w:w="6520"/>
+            <w:tcBorders>
+              <w:top w:val="single" w:sz="4" w:color="7F7F7F"/>
+              <w:left w:val="single" w:sz="4" w:color="7F7F7F"/>
+              <w:bottom w:val="single" w:sz="4" w:color="7F7F7F"/>
+              <w:right w:val="single" w:sz="4" w:color="7F7F7F"/>
+            </w:tcBorders>
+            <w:shd w:fill="F2F2F2" w:val="clear"/>
+          </w:tcPr>
+          <w:p>
+            <w:r>
+              <w:t>{{project.lead_appointed_party}}</w:t>
+            </w:r>
+          </w:p>
+        </w:tc>
+      </w:tr>
+      <w:tr>
+        <w:tc>
+          <w:tcPr>
+            <w:tcW w:type="dxa" w:w="2835"/>
+            <w:tcBorders>
+              <w:top w:val="single" w:sz="4" w:color="7F7F7F"/>
+              <w:left w:val="single" w:sz="4" w:color="7F7F7F"/>
+              <w:bottom w:val="single" w:sz="4" w:color="7F7F7F"/>
+              <w:right w:val="single" w:sz="4" w:color="7F7F7F"/>
+            </w:tcBorders>
+          </w:tcPr>
+          <w:p>
+            <w:r>
+              <w:rPr>
+                <w:b/>
+              </w:rPr>
+              <w:t>Handover date</w:t>
+            </w:r>
+          </w:p>
+        </w:tc>
+        <w:tc>
+          <w:tcPr>
+            <w:tcW w:type="dxa" w:w="6520"/>
+            <w:tcBorders>
+              <w:top w:val="single" w:sz="4" w:color="7F7F7F"/>
+              <w:left w:val="single" w:sz="4" w:color="7F7F7F"/>
+              <w:bottom w:val="single" w:sz="4" w:color="7F7F7F"/>
+              <w:right w:val="single" w:sz="4" w:color="7F7F7F"/>
+            </w:tcBorders>
+          </w:tcPr>
+          <w:p>
+            <w:r>
+              <w:t>{{doc.generated_at}}</w:t>
+            </w:r>
+          </w:p>
+        </w:tc>
+      </w:tr>
+    </w:tbl>
     <w:p/>
     <w:p>
       <w:pPr>
-        <w:jc w:val="center"/>
+        <w:spacing w:before="160" w:after="40"/>
       </w:pPr>
       <w:r>
         <w:rPr>
           <w:b/>
-          <w:sz w:val="28"/>
+          <w:color w:val="1F4E79"/>
+          <w:sz w:val="22"/>
         </w:rPr>
-        <w:t>Handover Certificate (D16)</w:t>
+        <w:t>Items handed over</w:t>
+      </w:r>
+    </w:p>
+    <w:tbl>
+      <w:tblPr>
+        <w:tblW w:type="auto" w:w="0"/>
+        <w:tblLayout w:type="autofit"/>
+        <w:tblLook w:firstColumn="1" w:firstRow="1" w:lastColumn="0" w:lastRow="0" w:noHBand="0" w:noVBand="1" w:val="04A0"/>
+      </w:tblPr>
+      <w:tblGrid>
+        <w:gridCol w:w="1928"/>
+        <w:gridCol w:w="1928"/>
+        <w:gridCol w:w="1928"/>
+        <w:gridCol w:w="1928"/>
+        <w:gridCol w:w="1928"/>
+      </w:tblGrid>
+      <w:tr>
+        <w:tc>
+          <w:tcPr>
+            <w:tcW w:type="dxa" w:w="1928"/>
+            <w:shd w:fill="DDEBF7" w:val="clear"/>
+            <w:tcBorders>
+              <w:top w:val="single" w:sz="4" w:color="7F7F7F"/>
+              <w:left w:val="single" w:sz="4" w:color="7F7F7F"/>
+              <w:bottom w:val="single" w:sz="4" w:color="7F7F7F"/>
+              <w:right w:val="single" w:sz="4" w:color="7F7F7F"/>
+            </w:tcBorders>
+          </w:tcPr>
+          <w:p>
+            <w:r>
+              <w:rPr>
+                <w:b/>
+                <w:sz w:val="18"/>
+              </w:rPr>
+              <w:t>Number</w:t>
+            </w:r>
+          </w:p>
+        </w:tc>
+        <w:tc>
+          <w:tcPr>
+            <w:tcW w:type="dxa" w:w="1928"/>
+            <w:shd w:fill="DDEBF7" w:val="clear"/>
+            <w:tcBorders>
+              <w:top w:val="single" w:sz="4" w:color="7F7F7F"/>
+              <w:left w:val="single" w:sz="4" w:color="7F7F7F"/>
+              <w:bottom w:val="single" w:sz="4" w:color="7F7F7F"/>
+              <w:right w:val="single" w:sz="4" w:color="7F7F7F"/>
+            </w:tcBorders>
+          </w:tcPr>
+          <w:p>
+            <w:r>
+              <w:rPr>
+                <w:b/>
+                <w:sz w:val="18"/>
+              </w:rPr>
+              <w:t>Title</w:t>
+            </w:r>
+          </w:p>
+        </w:tc>
+        <w:tc>
+          <w:tcPr>
+            <w:tcW w:type="dxa" w:w="1928"/>
+            <w:shd w:fill="DDEBF7" w:val="clear"/>
+            <w:tcBorders>
+              <w:top w:val="single" w:sz="4" w:color="7F7F7F"/>
+              <w:left w:val="single" w:sz="4" w:color="7F7F7F"/>
+              <w:bottom w:val="single" w:sz="4" w:color="7F7F7F"/>
+              <w:right w:val="single" w:sz="4" w:color="7F7F7F"/>
+            </w:tcBorders>
+          </w:tcPr>
+          <w:p>
+            <w:r>
+              <w:rPr>
+                <w:b/>
+                <w:sz w:val="18"/>
+              </w:rPr>
+              <w:t>Revision</w:t>
+            </w:r>
+          </w:p>
+        </w:tc>
+        <w:tc>
+          <w:tcPr>
+            <w:tcW w:type="dxa" w:w="1928"/>
+            <w:shd w:fill="DDEBF7" w:val="clear"/>
+            <w:tcBorders>
+              <w:top w:val="single" w:sz="4" w:color="7F7F7F"/>
+              <w:left w:val="single" w:sz="4" w:color="7F7F7F"/>
+              <w:bottom w:val="single" w:sz="4" w:color="7F7F7F"/>
+              <w:right w:val="single" w:sz="4" w:color="7F7F7F"/>
+            </w:tcBorders>
+          </w:tcPr>
+          <w:p>
+            <w:r>
+              <w:rPr>
+                <w:b/>
+                <w:sz w:val="18"/>
+              </w:rPr>
+              <w:t>Format</w:t>
+            </w:r>
+          </w:p>
+        </w:tc>
+        <w:tc>
+          <w:tcPr>
+            <w:tcW w:type="dxa" w:w="1928"/>
+            <w:shd w:fill="DDEBF7" w:val="clear"/>
+            <w:tcBorders>
+              <w:top w:val="single" w:sz="4" w:color="7F7F7F"/>
+              <w:left w:val="single" w:sz="4" w:color="7F7F7F"/>
+              <w:bottom w:val="single" w:sz="4" w:color="7F7F7F"/>
+              <w:right w:val="single" w:sz="4" w:color="7F7F7F"/>
+            </w:tcBorders>
+          </w:tcPr>
+          <w:p>
+            <w:r>
+              <w:rPr>
+                <w:b/>
+                <w:sz w:val="18"/>
+              </w:rPr>
+              <w:t>File</w:t>
+            </w:r>
+          </w:p>
+        </w:tc>
+      </w:tr>
+      <w:tr>
+        <w:tc>
+          <w:tcPr>
+            <w:tcW w:type="dxa" w:w="1928"/>
+            <w:tcBorders>
+              <w:top w:val="single" w:sz="4" w:color="7F7F7F"/>
+              <w:left w:val="single" w:sz="4" w:color="7F7F7F"/>
+              <w:bottom w:val="single" w:sz="4" w:color="7F7F7F"/>
+              <w:right w:val="single" w:sz="4" w:color="7F7F7F"/>
+            </w:tcBorders>
+          </w:tcPr>
+          <w:p>
+            <w:r>
+              <w:t>{{foreach documents}}</w:t>
+            </w:r>
+          </w:p>
+          <w:p>
+            <w:r>
+              <w:t>{{number}}</w:t>
+            </w:r>
+          </w:p>
+        </w:tc>
+        <w:tc>
+          <w:tcPr>
+            <w:tcW w:type="dxa" w:w="1928"/>
+            <w:tcBorders>
+              <w:top w:val="single" w:sz="4" w:color="7F7F7F"/>
+              <w:left w:val="single" w:sz="4" w:color="7F7F7F"/>
+              <w:bottom w:val="single" w:sz="4" w:color="7F7F7F"/>
+              <w:right w:val="single" w:sz="4" w:color="7F7F7F"/>
+            </w:tcBorders>
+          </w:tcPr>
+          <w:p>
+            <w:r>
+              <w:t>{{title}}</w:t>
+            </w:r>
+          </w:p>
+        </w:tc>
+        <w:tc>
+          <w:tcPr>
+            <w:tcW w:type="dxa" w:w="1928"/>
+            <w:tcBorders>
+              <w:top w:val="single" w:sz="4" w:color="7F7F7F"/>
+              <w:left w:val="single" w:sz="4" w:color="7F7F7F"/>
+              <w:bottom w:val="single" w:sz="4" w:color="7F7F7F"/>
+              <w:right w:val="single" w:sz="4" w:color="7F7F7F"/>
+            </w:tcBorders>
+          </w:tcPr>
+          <w:p>
+            <w:r>
+              <w:t>{{revision}}</w:t>
+            </w:r>
+          </w:p>
+        </w:tc>
+        <w:tc>
+          <w:tcPr>
+            <w:tcW w:type="dxa" w:w="1928"/>
+            <w:tcBorders>
+              <w:top w:val="single" w:sz="4" w:color="7F7F7F"/>
+              <w:left w:val="single" w:sz="4" w:color="7F7F7F"/>
+              <w:bottom w:val="single" w:sz="4" w:color="7F7F7F"/>
+              <w:right w:val="single" w:sz="4" w:color="7F7F7F"/>
+            </w:tcBorders>
+          </w:tcPr>
+          <w:p>
+            <w:r>
+              <w:t>{{type}}</w:t>
+            </w:r>
+          </w:p>
+        </w:tc>
+        <w:tc>
+          <w:tcPr>
+            <w:tcW w:type="dxa" w:w="1928"/>
+            <w:tcBorders>
+              <w:top w:val="single" w:sz="4" w:color="7F7F7F"/>
+              <w:left w:val="single" w:sz="4" w:color="7F7F7F"/>
+              <w:bottom w:val="single" w:sz="4" w:color="7F7F7F"/>
+              <w:right w:val="single" w:sz="4" w:color="7F7F7F"/>
+            </w:tcBorders>
+          </w:tcPr>
+          <w:p>
+            <w:r>
+              <w:t>{{file}}</w:t>
+            </w:r>
+          </w:p>
+          <w:p>
+            <w:r>
+              <w:t>{{endforeach}}</w:t>
+            </w:r>
+          </w:p>
+        </w:tc>
+      </w:tr>
+    </w:tbl>
+    <w:p/>
+    <w:p>
+      <w:pPr>
+        <w:spacing w:before="160" w:after="40"/>
+      </w:pPr>
+      <w:r>
+        <w:rPr>
+          <w:b/>
+          <w:color w:val="1F4E79"/>
+          <w:sz w:val="22"/>
+        </w:rPr>
+        <w:t>Completeness checklist</w:t>
+      </w:r>
+    </w:p>
+    <w:tbl>
+      <w:tblPr>
+        <w:tblW w:type="auto" w:w="0"/>
+        <w:tblLayout w:type="autofit"/>
+        <w:tblLook w:firstColumn="1" w:firstRow="1" w:lastColumn="0" w:lastRow="0" w:noHBand="0" w:noVBand="1" w:val="04A0"/>
+      </w:tblPr>
+      <w:tblGrid>
+        <w:gridCol w:w="2409"/>
+        <w:gridCol w:w="2409"/>
+        <w:gridCol w:w="2409"/>
+        <w:gridCol w:w="2409"/>
+      </w:tblGrid>
+      <w:tr>
+        <w:tc>
+          <w:tcPr>
+            <w:tcW w:type="dxa" w:w="2409"/>
+            <w:shd w:fill="DDEBF7" w:val="clear"/>
+            <w:tcBorders>
+              <w:top w:val="single" w:sz="4" w:color="7F7F7F"/>
+              <w:left w:val="single" w:sz="4" w:color="7F7F7F"/>
+              <w:bottom w:val="single" w:sz="4" w:color="7F7F7F"/>
+              <w:right w:val="single" w:sz="4" w:color="7F7F7F"/>
+            </w:tcBorders>
+          </w:tcPr>
+          <w:p>
+            <w:r>
+              <w:rPr>
+                <w:b/>
+                <w:sz w:val="18"/>
+              </w:rPr>
+              <w:t>Item</w:t>
+            </w:r>
+          </w:p>
+        </w:tc>
+        <w:tc>
+          <w:tcPr>
+            <w:tcW w:type="dxa" w:w="2409"/>
+            <w:shd w:fill="DDEBF7" w:val="clear"/>
+            <w:tcBorders>
+              <w:top w:val="single" w:sz="4" w:color="7F7F7F"/>
+              <w:left w:val="single" w:sz="4" w:color="7F7F7F"/>
+              <w:bottom w:val="single" w:sz="4" w:color="7F7F7F"/>
+              <w:right w:val="single" w:sz="4" w:color="7F7F7F"/>
+            </w:tcBorders>
+          </w:tcPr>
+          <w:p>
+            <w:r>
+              <w:rPr>
+                <w:b/>
+                <w:sz w:val="18"/>
+              </w:rPr>
+              <w:t>Status</w:t>
+            </w:r>
+          </w:p>
+        </w:tc>
+        <w:tc>
+          <w:tcPr>
+            <w:tcW w:type="dxa" w:w="2409"/>
+            <w:shd w:fill="DDEBF7" w:val="clear"/>
+            <w:tcBorders>
+              <w:top w:val="single" w:sz="4" w:color="7F7F7F"/>
+              <w:left w:val="single" w:sz="4" w:color="7F7F7F"/>
+              <w:bottom w:val="single" w:sz="4" w:color="7F7F7F"/>
+              <w:right w:val="single" w:sz="4" w:color="7F7F7F"/>
+            </w:tcBorders>
+          </w:tcPr>
+          <w:p>
+            <w:r>
+              <w:rPr>
+                <w:b/>
+                <w:sz w:val="18"/>
+              </w:rPr>
+              <w:t>Verified</w:t>
+            </w:r>
+          </w:p>
+        </w:tc>
+        <w:tc>
+          <w:tcPr>
+            <w:tcW w:type="dxa" w:w="2409"/>
+            <w:shd w:fill="DDEBF7" w:val="clear"/>
+            <w:tcBorders>
+              <w:top w:val="single" w:sz="4" w:color="7F7F7F"/>
+              <w:left w:val="single" w:sz="4" w:color="7F7F7F"/>
+              <w:bottom w:val="single" w:sz="4" w:color="7F7F7F"/>
+              <w:right w:val="single" w:sz="4" w:color="7F7F7F"/>
+            </w:tcBorders>
+          </w:tcPr>
+          <w:p>
+            <w:r>
+              <w:rPr>
+                <w:b/>
+                <w:sz w:val="18"/>
+              </w:rPr>
+              <w:t>Date</w:t>
+            </w:r>
+          </w:p>
+        </w:tc>
+      </w:tr>
+      <w:tr>
+        <w:tc>
+          <w:tcPr>
+            <w:tcW w:type="dxa" w:w="2409"/>
+            <w:tcBorders>
+              <w:top w:val="single" w:sz="4" w:color="7F7F7F"/>
+              <w:left w:val="single" w:sz="4" w:color="7F7F7F"/>
+              <w:bottom w:val="single" w:sz="4" w:color="7F7F7F"/>
+              <w:right w:val="single" w:sz="4" w:color="7F7F7F"/>
+            </w:tcBorders>
+          </w:tcPr>
+          <w:p>
+            <w:r>
+              <w:t>{{foreach checklist}}</w:t>
+            </w:r>
+          </w:p>
+          <w:p>
+            <w:r>
+              <w:t>{{item}}</w:t>
+            </w:r>
+          </w:p>
+        </w:tc>
+        <w:tc>
+          <w:tcPr>
+            <w:tcW w:type="dxa" w:w="2409"/>
+            <w:tcBorders>
+              <w:top w:val="single" w:sz="4" w:color="7F7F7F"/>
+              <w:left w:val="single" w:sz="4" w:color="7F7F7F"/>
+              <w:bottom w:val="single" w:sz="4" w:color="7F7F7F"/>
+              <w:right w:val="single" w:sz="4" w:color="7F7F7F"/>
+            </w:tcBorders>
+          </w:tcPr>
+          <w:p>
+            <w:r>
+              <w:t>{{status}}</w:t>
+            </w:r>
+          </w:p>
+        </w:tc>
+        <w:tc>
+          <w:tcPr>
+            <w:tcW w:type="dxa" w:w="2409"/>
+            <w:tcBorders>
+              <w:top w:val="single" w:sz="4" w:color="7F7F7F"/>
+              <w:left w:val="single" w:sz="4" w:color="7F7F7F"/>
+              <w:bottom w:val="single" w:sz="4" w:color="7F7F7F"/>
+              <w:right w:val="single" w:sz="4" w:color="7F7F7F"/>
+            </w:tcBorders>
+          </w:tcPr>
+          <w:p>
+            <w:r>
+              <w:t>{{verified_by}}</w:t>
+            </w:r>
+          </w:p>
+        </w:tc>
+        <w:tc>
+          <w:tcPr>
+            <w:tcW w:type="dxa" w:w="2409"/>
+            <w:tcBorders>
+              <w:top w:val="single" w:sz="4" w:color="7F7F7F"/>
+              <w:left w:val="single" w:sz="4" w:color="7F7F7F"/>
+              <w:bottom w:val="single" w:sz="4" w:color="7F7F7F"/>
+              <w:right w:val="single" w:sz="4" w:color="7F7F7F"/>
+            </w:tcBorders>
+          </w:tcPr>
+          <w:p>
+            <w:r>
+              <w:t>{{verified_at}}</w:t>
+            </w:r>
+          </w:p>
+          <w:p>
+            <w:r>
+              <w:t>{{endforeach}}</w:t>
+            </w:r>
+          </w:p>
+        </w:tc>
+      </w:tr>
+    </w:tbl>
+    <w:p/>
+    <w:p>
+      <w:pPr>
+        <w:spacing w:before="160" w:after="40"/>
+      </w:pPr>
+      <w:r>
+        <w:rPr>
+          <w:b/>
+          <w:color w:val="1F4E79"/>
+          <w:sz w:val="22"/>
+        </w:rPr>
+        <w:t>Acceptance</w:t>
       </w:r>
     </w:p>
     <w:p>
       <w:r>
         <w:rPr>
-          <w:b/>
+          <w:b w:val="0"/>
+          <w:i w:val="0"/>
+          <w:sz w:val="20"/>
         </w:rPr>
-        <w:t>Deliverable</w:t>
+        <w:t>The appointing party confirms that the deliverable listed above has been received in the form specified by the Exchange Information Requirements and is accepted for use.</w:t>
       </w:r>
     </w:p>
     <w:p>
-      <w:r>
-        <w:t>{{doc.number}} rev {{doc.revision}}</w:t>
-      </w:r>
-    </w:p>
-    <w:p>
+      <w:pPr>
+        <w:spacing w:before="160" w:after="40"/>
+      </w:pPr>
       <w:r>
         <w:rPr>
           <w:b/>
+          <w:color w:val="1F4E79"/>
+          <w:sz w:val="22"/>
         </w:rPr>
-        <w:t>Handed over to</w:t>
+        <w:t>Signatures</w:t>
       </w:r>
     </w:p>
-    <w:p>
-      <w:r>
-        <w:t>{{project.client_name}}</w:t>
-      </w:r>
-    </w:p>
-    <w:p>
-      <w:r>
-        <w:rPr>
-          <w:b/>
-        </w:rPr>
-        <w:t>Date</w:t>
-      </w:r>
-    </w:p>
-    <w:p>
-      <w:r>
-        <w:t>{{doc.generated_at}}</w:t>
-      </w:r>
-    </w:p>
-    <w:p>
-      <w:r>
-        <w:rPr>
-          <w:b/>
-        </w:rPr>
-        <w:t>Accepted by</w:t>
-      </w:r>
-    </w:p>
-    <w:p>
-      <w:r>
-        <w:t>{{people.approved_by}}</w:t>
-      </w:r>
-    </w:p>
+    <w:tbl>
+      <w:tblPr>
+        <w:tblW w:type="auto" w:w="0"/>
+        <w:tblLayout w:type="autofit"/>
+        <w:tblLook w:firstColumn="1" w:firstRow="1" w:lastColumn="0" w:lastRow="0" w:noHBand="0" w:noVBand="1" w:val="04A0"/>
+      </w:tblPr>
+      <w:tblGrid>
+        <w:gridCol w:w="3213"/>
+        <w:gridCol w:w="3213"/>
+        <w:gridCol w:w="3213"/>
+      </w:tblGrid>
+      <w:tr>
+        <w:tc>
+          <w:tcPr>
+            <w:tcW w:type="dxa" w:w="3213"/>
+            <w:tcBorders>
+              <w:top w:val="single" w:sz="4" w:color="7F7F7F"/>
+              <w:left w:val="single" w:sz="4" w:color="7F7F7F"/>
+              <w:bottom w:val="single" w:sz="4" w:color="7F7F7F"/>
+              <w:right w:val="single" w:sz="4" w:color="7F7F7F"/>
+            </w:tcBorders>
+          </w:tcPr>
+          <w:p>
+            <w:r>
+              <w:rPr>
+                <w:b/>
+              </w:rPr>
+              <w:t>Handed over by</w:t>
+            </w:r>
+          </w:p>
+        </w:tc>
+        <w:tc>
+          <w:tcPr>
+            <w:tcW w:type="dxa" w:w="3213"/>
+            <w:tcBorders>
+              <w:top w:val="single" w:sz="4" w:color="7F7F7F"/>
+              <w:left w:val="single" w:sz="4" w:color="7F7F7F"/>
+              <w:bottom w:val="single" w:sz="4" w:color="7F7F7F"/>
+              <w:right w:val="single" w:sz="4" w:color="7F7F7F"/>
+            </w:tcBorders>
+          </w:tcPr>
+          <w:p>
+            <w:r>
+              <w:rPr>
+                <w:b/>
+              </w:rPr>
+              <w:t>Witnessed by</w:t>
+            </w:r>
+          </w:p>
+        </w:tc>
+        <w:tc>
+          <w:tcPr>
+            <w:tcW w:type="dxa" w:w="3213"/>
+            <w:tcBorders>
+              <w:top w:val="single" w:sz="4" w:color="7F7F7F"/>
+              <w:left w:val="single" w:sz="4" w:color="7F7F7F"/>
+              <w:bottom w:val="single" w:sz="4" w:color="7F7F7F"/>
+              <w:right w:val="single" w:sz="4" w:color="7F7F7F"/>
+            </w:tcBorders>
+          </w:tcPr>
+          <w:p>
+            <w:r>
+              <w:rPr>
+                <w:b/>
+              </w:rPr>
+              <w:t>Accepted by</w:t>
+            </w:r>
+          </w:p>
+        </w:tc>
+      </w:tr>
+      <w:tr>
+        <w:tc>
+          <w:tcPr>
+            <w:tcW w:type="dxa" w:w="3213"/>
+            <w:tcBorders>
+              <w:top w:val="single" w:sz="4" w:color="7F7F7F"/>
+              <w:left w:val="single" w:sz="4" w:color="7F7F7F"/>
+              <w:bottom w:val="single" w:sz="4" w:color="7F7F7F"/>
+              <w:right w:val="single" w:sz="4" w:color="7F7F7F"/>
+            </w:tcBorders>
+          </w:tcPr>
+          <w:p>
+            <w:r>
+              <w:t>{{people.issued_by}}</w:t>
+            </w:r>
+          </w:p>
+        </w:tc>
+        <w:tc>
+          <w:tcPr>
+            <w:tcW w:type="dxa" w:w="3213"/>
+            <w:tcBorders>
+              <w:top w:val="single" w:sz="4" w:color="7F7F7F"/>
+              <w:left w:val="single" w:sz="4" w:color="7F7F7F"/>
+              <w:bottom w:val="single" w:sz="4" w:color="7F7F7F"/>
+              <w:right w:val="single" w:sz="4" w:color="7F7F7F"/>
+            </w:tcBorders>
+          </w:tcPr>
+          <w:p>
+            <w:r>
+              <w:t>{{people.reviewed_by}}</w:t>
+            </w:r>
+          </w:p>
+        </w:tc>
+        <w:tc>
+          <w:tcPr>
+            <w:tcW w:type="dxa" w:w="3213"/>
+            <w:tcBorders>
+              <w:top w:val="single" w:sz="4" w:color="7F7F7F"/>
+              <w:left w:val="single" w:sz="4" w:color="7F7F7F"/>
+              <w:bottom w:val="single" w:sz="4" w:color="7F7F7F"/>
+              <w:right w:val="single" w:sz="4" w:color="7F7F7F"/>
+            </w:tcBorders>
+          </w:tcPr>
+          <w:p>
+            <w:r>
+              <w:t>{{people.approved_by}}</w:t>
+            </w:r>
+          </w:p>
+        </w:tc>
+      </w:tr>
+      <w:tr>
+        <w:tc>
+          <w:tcPr>
+            <w:tcW w:type="dxa" w:w="3213"/>
+            <w:tcBorders>
+              <w:top w:val="single" w:sz="4" w:color="7F7F7F"/>
+              <w:left w:val="single" w:sz="4" w:color="7F7F7F"/>
+              <w:bottom w:val="single" w:sz="4" w:color="7F7F7F"/>
+              <w:right w:val="single" w:sz="4" w:color="7F7F7F"/>
+            </w:tcBorders>
+          </w:tcPr>
+          <w:p>
+            <w:r>
+              <w:rPr>
+                <w:sz w:val="18"/>
+              </w:rPr>
+              <w:t>Signature: ___________________   Date: ___________</w:t>
+            </w:r>
+          </w:p>
+        </w:tc>
+        <w:tc>
+          <w:tcPr>
+            <w:tcW w:type="dxa" w:w="3213"/>
+            <w:tcBorders>
+              <w:top w:val="single" w:sz="4" w:color="7F7F7F"/>
+              <w:left w:val="single" w:sz="4" w:color="7F7F7F"/>
+              <w:bottom w:val="single" w:sz="4" w:color="7F7F7F"/>
+              <w:right w:val="single" w:sz="4" w:color="7F7F7F"/>
+            </w:tcBorders>
+          </w:tcPr>
+          <w:p>
+            <w:r>
+              <w:rPr>
+                <w:sz w:val="18"/>
+              </w:rPr>
+              <w:t>Signature: ___________________   Date: ___________</w:t>
+            </w:r>
+          </w:p>
+        </w:tc>
+        <w:tc>
+          <w:tcPr>
+            <w:tcW w:type="dxa" w:w="3213"/>
+            <w:tcBorders>
+              <w:top w:val="single" w:sz="4" w:color="7F7F7F"/>
+              <w:left w:val="single" w:sz="4" w:color="7F7F7F"/>
+              <w:bottom w:val="single" w:sz="4" w:color="7F7F7F"/>
+              <w:right w:val="single" w:sz="4" w:color="7F7F7F"/>
+            </w:tcBorders>
+          </w:tcPr>
+          <w:p>
+            <w:r>
+              <w:rPr>
+                <w:sz w:val="18"/>
+              </w:rPr>
+              <w:t>Signature: ___________________   Date: ___________</w:t>
+            </w:r>
+          </w:p>
+        </w:tc>
+      </w:tr>
+    </w:tbl>
+    <w:p/>
     <w:sectPr>
       <w:footerReference w:type="default" r:id="rId9"/>
-      <w:pgSz w:w="12240" w:h="15840"/>
-      <w:pgMar w:top="1440" w:right="1440" w:bottom="1440" w:left="1440" w:header="720" w:footer="720" w:gutter="0"/>
+      <w:pgSz w:w="11906" w:h="16838"/>
+      <w:pgMar w:top="1134" w:right="1134" w:bottom="1134" w:left="1134" w:header="720" w:footer="720" w:gutter="0"/>
       <w:cols w:space="720"/>
       <w:docGrid w:linePitch="360"/>
     </w:sectPr>
@@ -103,15 +1067,83 @@
   <w:p>
     <w:pPr>
       <w:pStyle w:val="Footer"/>
-      <w:jc w:val="center"/>
-    </w:pPr>
-    <w:r>
-      <w:rPr>
-        <w:i/>
-      </w:rPr>
-      <w:t xml:space="preserve">{{project.company_name}}   |   Page {{doc.number}}   |   </w:t>
-    </w:r>
+    </w:pPr>
   </w:p>
+  <w:tbl>
+    <w:tblPr>
+      <w:tblW w:type="auto" w:w="0"/>
+      <w:tblLayout w:type="autofit"/>
+      <w:tblLook w:firstColumn="1" w:firstRow="1" w:lastColumn="0" w:lastRow="0" w:noHBand="0" w:noVBand="1" w:val="04A0"/>
+    </w:tblPr>
+    <w:tblGrid>
+      <w:gridCol w:w="3213"/>
+      <w:gridCol w:w="3213"/>
+      <w:gridCol w:w="3213"/>
+    </w:tblGrid>
+    <w:tr>
+      <w:tc>
+        <w:tcPr>
+          <w:tcW w:type="dxa" w:w="3213"/>
+        </w:tcPr>
+        <w:p>
+          <w:r>
+            <w:rPr>
+              <w:sz w:val="16"/>
+            </w:rPr>
+            <w:t>{{project.company_name}}</w:t>
+          </w:r>
+        </w:p>
+      </w:tc>
+      <w:tc>
+        <w:tcPr>
+          <w:tcW w:type="dxa" w:w="3213"/>
+        </w:tcPr>
+        <w:p>
+          <w:pPr>
+            <w:jc w:val="center"/>
+          </w:pPr>
+          <w:r>
+            <w:rPr>
+              <w:sz w:val="16"/>
+            </w:rPr>
+            <w:t xml:space="preserve">Page </w:t>
+          </w:r>
+          <w:r>
+            <w:fldChar w:fldCharType="begin"/>
+            <w:instrText xml:space="preserve">PAGE</w:instrText>
+            <w:fldChar w:fldCharType="end"/>
+          </w:r>
+          <w:r>
+            <w:rPr>
+              <w:sz w:val="16"/>
+            </w:rPr>
+            <w:t xml:space="preserve"> of </w:t>
+          </w:r>
+          <w:r>
+            <w:fldChar w:fldCharType="begin"/>
+            <w:instrText xml:space="preserve">NUMPAGES</w:instrText>
+            <w:fldChar w:fldCharType="end"/>
+          </w:r>
+        </w:p>
+      </w:tc>
+      <w:tc>
+        <w:tcPr>
+          <w:tcW w:type="dxa" w:w="3213"/>
+        </w:tcPr>
+        <w:p>
+          <w:pPr>
+            <w:jc w:val="right"/>
+          </w:pPr>
+          <w:r>
+            <w:rPr>
+              <w:sz w:val="16"/>
+            </w:rPr>
+            <w:t>{{doc.number}}</w:t>
+          </w:r>
+        </w:p>
+      </w:tc>
+    </w:tr>
+  </w:tbl>
 </w:ftr>
 </file>
 
@@ -480,7 +1512,7 @@
     <w:rsid w:val="00FC693F"/>
     <w:rPr>
       <w:rFonts w:ascii="Arial" w:hAnsi="Arial"/>
-      <w:sz w:val="22"/>
+      <w:sz w:val="20"/>
     </w:rPr>
   </w:style>
   <w:style w:type="paragraph" w:styleId="Header">

--- a/StingTools/Docs/_template_sources/handover_certificate.docx
+++ b/StingTools/Docs/_template_sources/handover_certificate.docx
@@ -569,7 +569,7 @@
           </w:p>
           <w:p>
             <w:r>
-              <w:t>{{number}}</w:t>
+              <w:t>{{documents.number}}</w:t>
             </w:r>
           </w:p>
         </w:tc>
@@ -585,7 +585,7 @@
           </w:tcPr>
           <w:p>
             <w:r>
-              <w:t>{{title}}</w:t>
+              <w:t>{{documents.title}}</w:t>
             </w:r>
           </w:p>
         </w:tc>
@@ -601,7 +601,7 @@
           </w:tcPr>
           <w:p>
             <w:r>
-              <w:t>{{revision}}</w:t>
+              <w:t>{{documents.revision}}</w:t>
             </w:r>
           </w:p>
         </w:tc>
@@ -617,7 +617,7 @@
           </w:tcPr>
           <w:p>
             <w:r>
-              <w:t>{{type}}</w:t>
+              <w:t>{{documents.type}}</w:t>
             </w:r>
           </w:p>
         </w:tc>
@@ -633,7 +633,7 @@
           </w:tcPr>
           <w:p>
             <w:r>
-              <w:t>{{file}}</w:t>
+              <w:t>{{documents.file}}</w:t>
             </w:r>
           </w:p>
           <w:p>
@@ -774,7 +774,7 @@
           </w:p>
           <w:p>
             <w:r>
-              <w:t>{{item}}</w:t>
+              <w:t>{{checklist.item}}</w:t>
             </w:r>
           </w:p>
         </w:tc>
@@ -790,7 +790,7 @@
           </w:tcPr>
           <w:p>
             <w:r>
-              <w:t>{{status}}</w:t>
+              <w:t>{{checklist.status}}</w:t>
             </w:r>
           </w:p>
         </w:tc>
@@ -806,7 +806,7 @@
           </w:tcPr>
           <w:p>
             <w:r>
-              <w:t>{{verified_by}}</w:t>
+              <w:t>{{checklist.verified_by}}</w:t>
             </w:r>
           </w:p>
         </w:tc>
@@ -822,7 +822,7 @@
           </w:tcPr>
           <w:p>
             <w:r>
-              <w:t>{{verified_at}}</w:t>
+              <w:t>{{checklist.verified_at}}</w:t>
             </w:r>
           </w:p>
           <w:p>
